--- a/downloads/documents/04 Units/Unit 05 - Apparel and Textile Production and Design - Make It, Mend It, Wear It/Unit 05 - Apparel and Textile Production and Design - Make It, Mend It, Wear It.docx
+++ b/downloads/documents/04 Units/Unit 05 - Apparel and Textile Production and Design - Make It, Mend It, Wear It/Unit 05 - Apparel and Textile Production and Design - Make It, Mend It, Wear It.docx
@@ -5515,7 +5515,7 @@
         <w:t xml:space="preserve"> </w:t>
       </w:r>
       <w:r>
-        <w:t xml:space="preserve">the picture plan template, where the brief and plan are a labeled drawing with number blanks and are scored on the same criterion 1 descriptors; sentence starters in Turkish, Portuguese, and Spanish, all to be verified by a native speaker; the reduced-scope version written on day 136 so no decision is made under pressure; the reduced-dexterity kit (self-threading needles, large-eye needles with heavier thread, threaders, pre-threaded needles at my table, binder clips instead of pins, a clamp or tape to hold the fabric, felt instead of fraying woven fabric, glue or hem tape on one of the two joins, a larger item with longer stitches), which never appears on a score; pre-measured and pre-marked material on request; the no-presentation option (the card plus a one-on-one 45 seconds, offered privately, scored identically); extended time into the next lesson’s first minutes and the day 140 finishing window; and a written alternative for an absence on a build day. Full list in</w:t>
+        <w:t xml:space="preserve">the picture plan template, where the brief and plan are a labeled drawing with number blanks and are scored on the same criterion 1 descriptors; sentence starters in Spanish, all to be verified by a native speaker; the reduced-scope version written on day 136 so no decision is made under pressure; the reduced-dexterity kit (self-threading needles, large-eye needles with heavier thread, threaders, pre-threaded needles at my table, binder clips instead of pins, a clamp or tape to hold the fabric, felt instead of fraying woven fabric, glue or hem tape on one of the two joins, a larger item with longer stitches), which never appears on a score; pre-measured and pre-marked material on request; the no-presentation option (the card plus a one-on-one 45 seconds, offered privately, scored identically); extended time into the next lesson’s first minutes and the day 140 finishing window; and a written alternative for an absence on a build day. Full list in</w:t>
       </w:r>
       <w:r>
         <w:t xml:space="preserve"> </w:t>
@@ -10198,7 +10198,7 @@
         <w:t xml:space="preserve">Vocabulary 05.md</w:t>
       </w:r>
       <w:r>
-        <w:t xml:space="preserve">: 66 Tier 3 terms across the five topics with a one-line student definition written for a grade 6 to 7 reader and columns for Turkish, Portuguese, and Spanish, to be checked by a native speaker, a bilingual colleague, or the ENL teacher. Tool and stitch names are the ones most likely to differ by country, and several have no single everyday word in every language, so the English term stays on every card; a student will see the English word on a real care label, a real pattern, and a real tool. The file also carries sentence starters in all four languages for four things: asking for help at a sewing station, the count-out and count-in routine, giving feedback on a classmate’s item, and the 45-second explanation at the gallery. Each lesson names its own Tier 3 words and its handout carries a word bank pulled from the table. The vocabulary list with translations is allowed as a word bank on the Unit 5 Test.</w:t>
+        <w:t xml:space="preserve">: 66 Tier 3 terms across the five topics with a one-line student definition written for a grade 6 to 7 reader and a Spanish column, to be checked by a native speaker, a bilingual colleague, or the ENL teacher. Tool and stitch names are the ones most likely to differ by country, and several have no single everyday word in Spanish, so the English term stays on every card; a student will see the English word on a real care label, a real pattern, and a real tool. The file also carries sentence starters in English and Spanish for four things: asking for help at a sewing station, the count-out and count-in routine, giving feedback on a classmate’s item, and the 45-second explanation at the gallery. Each lesson names its own Tier 3 words and its handout carries a word bank pulled from the table. The vocabulary list with translations is allowed as a word bank on the Unit 5 Test.</w:t>
       </w:r>
     </w:p>
     <w:sectPr>

--- a/downloads/documents/04 Units/Unit 05 - Apparel and Textile Production and Design - Make It, Mend It, Wear It/Unit 05 - Apparel and Textile Production and Design - Make It, Mend It, Wear It.docx
+++ b/downloads/documents/04 Units/Unit 05 - Apparel and Textile Production and Design - Make It, Mend It, Wear It/Unit 05 - Apparel and Textile Production and Design - Make It, Mend It, Wear It.docx
@@ -314,7 +314,7 @@
         <w:t xml:space="preserve"> </w:t>
       </w:r>
       <w:r>
-        <w:t xml:space="preserve">was a real content gap, not a citation problem, and it is now taught in the one-season budget box in Lesson 5.14 Day 2 Step 2, four minutes inside the period. Section 14, items 7 and 8, records both fixes.</w:t>
+        <w:t xml:space="preserve">was a real content gap, not a citation problem, and it is now taught in the one-season budget box in Lesson 5.14 Day 2 Step 2, four minutes inside the period.</w:t>
       </w:r>
     </w:p>
     <w:p>
@@ -4263,7 +4263,7 @@
         <w:t xml:space="preserve"> </w:t>
       </w:r>
       <w:r>
-        <w:t xml:space="preserve">For sixteen of the nineteen ATPD lines that is fine, because Standard 2’s third performance indicator is written about clothing. For three lessons it is not fine, and this unit handles that the way the crosswalk recommends in Part E.3, option (b): cite Standard 3 first where Standard 3 is the honest fit, cite Standard 2 second, and say in one sentence on the lesson page that the state’s block lists only Standard 2.</w:t>
+        <w:t xml:space="preserve">For sixteen of the nineteen ATPD lines that is fine, because Standard 2’s third performance indicator is written about clothing. For three lessons it is not fine, and this unit handles that the way the crosswalk recommends in Part E.3, option (b): cite Standard 3 first where Standard 3 is the honest fit, cite Standard 2 second where a Standard 2 indicator still fits (Lessons 5.12 and 5.13, not the careers lesson), and say in one sentence on the lesson page that the state’s block lists only Standard 2.</w:t>
       </w:r>
     </w:p>
     <w:p>
@@ -4390,7 +4390,7 @@
         <w:t xml:space="preserve">Project 05</w:t>
       </w:r>
       <w:r>
-        <w:t xml:space="preserve">. This is the unit’s default citation and it is on seventeen of the nineteen lesson pages.)</w:t>
+        <w:t xml:space="preserve">. This is the unit’s default citation. It is cited first on these sixteen lesson pages and second on Lessons 5.12 and 5.13, so it is on eighteen of the nineteen lesson pages; Lesson 5.19 is the one that does not cite it.)</w:t>
       </w:r>
     </w:p>
     <w:p>
@@ -4605,7 +4605,7 @@
         <w:t xml:space="preserve"> </w:t>
       </w:r>
       <w:r>
-        <w:t xml:space="preserve">Students demonstrate an understanding of the relationship between individuals and society and interact with others in a positive manner. (Lessons 5.1, 5.5, 5.8, 5.11, 5.17)</w:t>
+        <w:t xml:space="preserve">Students demonstrate an understanding of the relationship between individuals and society and interact with others in a positive manner. (Lessons 5.1, 5.5, 5.8, 5.10, 5.17)</w:t>
       </w:r>
     </w:p>
     <w:p>
@@ -4755,9 +4755,9 @@
       <w:pPr>
         <w:pStyle w:val="Heading3"/>
       </w:pPr>
-      <w:bookmarkStart w:id="37" w:name="X39c2d9e7773f5810eb351e85d2c4d4984a20d62"/>
-      <w:r>
-        <w:t xml:space="preserve">National FCS 3.0 (LEAD FCS Education, 2018 to 2028; text verbatim from the 3.0 compilation as quoted in</w:t>
+      <w:bookmarkStart w:id="37" w:name="X09a52e025345af85720dfc2b43462a23588065a"/>
+      <w:r>
+        <w:t xml:space="preserve">National FCS 3.0 (LEAD FCS Education, 2018 to 2028; numbers checked against the 3.0 compilation as quoted in</w:t>
       </w:r>
       <w:r>
         <w:t xml:space="preserve"> </w:t>
@@ -4769,7 +4769,7 @@
         <w:t xml:space="preserve">02 Standards/STANDARDS SOURCES - web research.md</w:t>
       </w:r>
       <w:r>
-        <w:t xml:space="preserve">)</w:t>
+        <w:t xml:space="preserve">, descriptors paraphrased per crosswalk rule A.5)</w:t>
       </w:r>
       <w:bookmarkEnd w:id="37"/>
     </w:p>
@@ -4778,7 +4778,19 @@
         <w:pStyle w:val="FirstParagraph"/>
       </w:pPr>
       <w:r>
-        <w:t xml:space="preserve">The ATPD module’s own Standards Addressed block names Area 16 at the content-standard level only (16.1, 16.2, 16.4) plus 2.1.4. Numbers marked (block) are printed in the ATPD block; numbers marked (ext) are confirmed verbatim in the 3.0 text but not printed in the module block. All twenty competencies below were checked against section 4.16 (and 4.1, 4.2) of the web research file.</w:t>
+        <w:t xml:space="preserve">The ATPD module’s own Standards Addressed block names Area 16 at the content-standard level only (16.1, 16.2, 16.4) plus 2.1.4. Numbers marked (block) are printed in the ATPD block; numbers marked (ext) are confirmed verbatim in the 3.0 text but not printed in the module block. All 22 competencies below were checked against section 4.16 (and 4.1, 4.2) of</w:t>
+      </w:r>
+      <w:r>
+        <w:t xml:space="preserve"> </w:t>
+      </w:r>
+      <w:r>
+        <w:rPr>
+          <w:rStyle w:val="VerbatimChar"/>
+        </w:rPr>
+        <w:t xml:space="preserve">02 Standards/STANDARDS SOURCES - web research.md</w:t>
+      </w:r>
+      <w:r>
+        <w:t xml:space="preserve">.</w:t>
       </w:r>
     </w:p>
     <w:p>

--- a/downloads/documents/04 Units/Unit 05 - Apparel and Textile Production and Design - Make It, Mend It, Wear It/Unit 05 - Apparel and Textile Production and Design - Make It, Mend It, Wear It.docx
+++ b/downloads/documents/04 Units/Unit 05 - Apparel and Textile Production and Design - Make It, Mend It, Wear It/Unit 05 - Apparel and Textile Production and Design - Make It, Mend It, Wear It.docx
@@ -2725,7 +2725,7 @@
               <w:t xml:space="preserve">Assessment 05.3 - Unit 5 Test.md</w:t>
             </w:r>
             <w:r>
-              <w:t xml:space="preserve">, 20 items, 50 points plus 2 bonus, in the last 20 minutes of Lesson 5.19 Day 2. Topic 5.5 has no separate check; it is assessed inside the unit test</w:t>
+              <w:t xml:space="preserve">, 21 items, 52 points plus 2 bonus, in the last 20 minutes of Lesson 5.19 Day 2. Topic 5.5 has no separate check; it is assessed inside the unit test</w:t>
             </w:r>
           </w:p>
         </w:tc>
@@ -5899,16 +5899,16 @@
         <w:t xml:space="preserve">Assessment 05.3 - Unit 5 Test.md</w:t>
       </w:r>
       <w:r>
-        <w:t xml:space="preserve">, 20 items,</w:t>
-      </w:r>
-      <w:r>
-        <w:t xml:space="preserve"> </w:t>
-      </w:r>
-      <w:r>
-        <w:rPr>
-          <w:b/>
-        </w:rPr>
-        <w:t xml:space="preserve">50 points plus 2 bonus</w:t>
+        <w:t xml:space="preserve">, 21 items,</w:t>
+      </w:r>
+      <w:r>
+        <w:t xml:space="preserve"> </w:t>
+      </w:r>
+      <w:r>
+        <w:rPr>
+          <w:b/>
+        </w:rPr>
+        <w:t xml:space="preserve">52 points plus 2 bonus</w:t>
       </w:r>
       <w:r>
         <w:t xml:space="preserve">, in the</w:t>
@@ -5923,7 +5923,7 @@
         <w:t xml:space="preserve">last 20 minutes of Lesson 5.19 Day 2 (day 143)</w:t>
       </w:r>
       <w:r>
-        <w:t xml:space="preserve">, after a 15-minute station review game that stops at minute 18 whatever the score is. Matching, short answer, three sorting items, two math items with calculators, one scenario, and one written response. A grade 6 version drops the second prompt of the written response and sets up the cost-per-wear division. One retake after a review, best score counts.</w:t>
+        <w:t xml:space="preserve">, after a 15-minute station review game that stops at minute 18 whatever the score is. Matching, short answer, three sorting items, one machine item (the close-down routine and two of the four machine rules), two math items with calculators, one scenario, and one written response. A grade 6 version drops the second prompt of the written response and sets up the cost-per-wear division. One retake after a review, best score counts.</w:t>
       </w:r>
     </w:p>
     <w:p>
